--- a/screenshot/Demo App.docx
+++ b/screenshot/Demo App.docx
@@ -375,10 +375,10 @@
           <w:lang w:val="en-US"/>
         </w:rPr>
         <w:drawing>
-          <wp:inline distT="0" distB="0" distL="0" distR="0" wp14:anchorId="473ADD42" wp14:editId="1D0BB938">
-            <wp:extent cx="1679575" cy="3761190"/>
-            <wp:effectExtent l="0" t="0" r="0" b="0"/>
-            <wp:docPr id="19" name="Picture 19"/>
+          <wp:inline distT="0" distB="0" distL="0" distR="0" wp14:anchorId="13C4ECBE" wp14:editId="1A26E899">
+            <wp:extent cx="1711841" cy="3837139"/>
+            <wp:effectExtent l="0" t="0" r="3175" b="0"/>
+            <wp:docPr id="20" name="Picture 20"/>
             <wp:cNvGraphicFramePr>
               <a:graphicFrameLocks xmlns:a="http://schemas.openxmlformats.org/drawingml/2006/main" noChangeAspect="1"/>
             </wp:cNvGraphicFramePr>
@@ -386,7 +386,7 @@
               <a:graphicData uri="http://schemas.openxmlformats.org/drawingml/2006/picture">
                 <pic:pic xmlns:pic="http://schemas.openxmlformats.org/drawingml/2006/picture">
                   <pic:nvPicPr>
-                    <pic:cNvPr id="19" name="Picture 19"/>
+                    <pic:cNvPr id="20" name="Picture 20"/>
                     <pic:cNvPicPr/>
                   </pic:nvPicPr>
                   <pic:blipFill>
@@ -404,7 +404,7 @@
                   <pic:spPr>
                     <a:xfrm>
                       <a:off x="0" y="0"/>
-                      <a:ext cx="1697417" cy="3801144"/>
+                      <a:ext cx="1720924" cy="3857498"/>
                     </a:xfrm>
                     <a:prstGeom prst="rect">
                       <a:avLst/>
